--- a/docs/Quanta_Test_Cases.docx
+++ b/docs/Quanta_Test_Cases.docx
@@ -4094,14 +4094,26 @@
             </w:tcMar>
           </w:tcPr>
           <w:p>
-            <w:r>
-              <w:rPr>
-                <w:rFonts w:ascii="Arial" w:cs="Arial" w:eastAsia="Arial" w:hAnsi="Arial"/>
-                <w:sz w:val="18"/>
-                <w:szCs w:val="18"/>
-              </w:rPr>
-              <w:t xml:space="preserve">Sees only their own row across Mon–Fri. Other team members’ rows not visible.</w:t>
-            </w:r>
+            <w:del w:id="9101" w:author="Claude" w:date="2026-05-30T00:00:00Z">
+              <w:r>
+                <w:rPr>
+                  <w:rFonts w:ascii="Arial" w:cs="Arial" w:eastAsia="Arial" w:hAnsi="Arial"/>
+                  <w:sz w:val="18"/>
+                  <w:szCs w:val="18"/>
+                </w:rPr>
+                <w:delText xml:space="preserve">Sees only their own row across Mon–Fri. Other team members’ rows not visible.</w:delText>
+              </w:r>
+            </w:del>
+            <w:ins w:id="9102" w:author="Claude" w:date="2026-05-30T00:00:00Z">
+              <w:r>
+                <w:rPr>
+                  <w:rFonts w:ascii="Arial" w:cs="Arial" w:eastAsia="Arial" w:hAnsi="Arial"/>
+                  <w:sz w:val="18"/>
+                  <w:szCs w:val="18"/>
+                </w:rPr>
+                <w:t xml:space="preserve">Sees only their own row across the project weeks. Other team members’ rows not visible.</w:t>
+              </w:r>
+            </w:ins>
           </w:p>
         </w:tc>
       </w:tr>
@@ -4291,14 +4303,26 @@
             </w:tcMar>
           </w:tcPr>
           <w:p>
-            <w:r>
-              <w:rPr>
-                <w:rFonts w:ascii="Arial" w:cs="Arial" w:eastAsia="Arial" w:hAnsi="Arial"/>
-                <w:sz w:val="18"/>
-                <w:szCs w:val="18"/>
-              </w:rPr>
-              <w:t xml:space="preserve">IC tries to enter hours for a future week.</w:t>
-            </w:r>
+            <w:del w:id="9103" w:author="Claude" w:date="2026-05-30T00:00:00Z">
+              <w:r>
+                <w:rPr>
+                  <w:rFonts w:ascii="Arial" w:cs="Arial" w:eastAsia="Arial" w:hAnsi="Arial"/>
+                  <w:sz w:val="18"/>
+                  <w:szCs w:val="18"/>
+                </w:rPr>
+                <w:delText xml:space="preserve">IC tries to enter hours for a future week.</w:delText>
+              </w:r>
+            </w:del>
+            <w:ins w:id="9104" w:author="Claude" w:date="2026-05-30T00:00:00Z">
+              <w:r>
+                <w:rPr>
+                  <w:rFonts w:ascii="Arial" w:cs="Arial" w:eastAsia="Arial" w:hAnsi="Arial"/>
+                  <w:sz w:val="18"/>
+                  <w:szCs w:val="18"/>
+                </w:rPr>
+                <w:t xml:space="preserve">IC views a week that has not started yet.</w:t>
+              </w:r>
+            </w:ins>
           </w:p>
         </w:tc>
         <w:tc>
@@ -4318,14 +4342,26 @@
             </w:tcMar>
           </w:tcPr>
           <w:p>
-            <w:r>
-              <w:rPr>
-                <w:rFonts w:ascii="Arial" w:cs="Arial" w:eastAsia="Arial" w:hAnsi="Arial"/>
-                <w:sz w:val="18"/>
-                <w:szCs w:val="18"/>
-              </w:rPr>
-              <w:t xml:space="preserve">Cells show dashes and are disabled. Message: “Hours can only be entered for past and current weeks.”</w:t>
-            </w:r>
+            <w:del w:id="9105" w:author="Claude" w:date="2026-05-30T00:00:00Z">
+              <w:r>
+                <w:rPr>
+                  <w:rFonts w:ascii="Arial" w:cs="Arial" w:eastAsia="Arial" w:hAnsi="Arial"/>
+                  <w:sz w:val="18"/>
+                  <w:szCs w:val="18"/>
+                </w:rPr>
+                <w:delText xml:space="preserve">Cells show dashes and are disabled. Message: “Hours can only be entered for past and current weeks.”</w:delText>
+              </w:r>
+            </w:del>
+            <w:ins w:id="9106" w:author="Claude" w:date="2026-05-30T00:00:00Z">
+              <w:r>
+                <w:rPr>
+                  <w:rFonts w:ascii="Arial" w:cs="Arial" w:eastAsia="Arial" w:hAnsi="Arial"/>
+                  <w:sz w:val="18"/>
+                  <w:szCs w:val="18"/>
+                </w:rPr>
+                <w:t xml:space="preserve">The week is shown like any other column, with planned hours as light-gray placeholders. There is no date-based lockout — PMs finalise weeks by locking them, not the calendar.</w:t>
+              </w:r>
+            </w:ins>
           </w:p>
         </w:tc>
       </w:tr>
@@ -4963,14 +4999,26 @@
             </w:tcMar>
           </w:tcPr>
           <w:p>
-            <w:r>
-              <w:rPr>
-                <w:rFonts w:ascii="Arial" w:cs="Arial" w:eastAsia="Arial" w:hAnsi="Arial"/>
-                <w:sz w:val="18"/>
-                <w:szCs w:val="18"/>
-              </w:rPr>
-              <w:t xml:space="preserve">IC navigates to a previous week using arrows.</w:t>
-            </w:r>
+            <w:del w:id="9107" w:author="Claude" w:date="2026-05-30T00:00:00Z">
+              <w:r>
+                <w:rPr>
+                  <w:rFonts w:ascii="Arial" w:cs="Arial" w:eastAsia="Arial" w:hAnsi="Arial"/>
+                  <w:sz w:val="18"/>
+                  <w:szCs w:val="18"/>
+                </w:rPr>
+                <w:delText xml:space="preserve">IC navigates to a previous week using arrows.</w:delText>
+              </w:r>
+            </w:del>
+            <w:ins w:id="9108" w:author="Claude" w:date="2026-05-30T00:00:00Z">
+              <w:r>
+                <w:rPr>
+                  <w:rFonts w:ascii="Arial" w:cs="Arial" w:eastAsia="Arial" w:hAnsi="Arial"/>
+                  <w:sz w:val="18"/>
+                  <w:szCs w:val="18"/>
+                </w:rPr>
+                <w:t xml:space="preserve">IC scrolls horizontally to an earlier week.</w:t>
+              </w:r>
+            </w:ins>
           </w:p>
         </w:tc>
         <w:tc>
@@ -4990,14 +5038,26 @@
             </w:tcMar>
           </w:tcPr>
           <w:p>
-            <w:r>
-              <w:rPr>
-                <w:rFonts w:ascii="Arial" w:cs="Arial" w:eastAsia="Arial" w:hAnsi="Arial"/>
-                <w:sz w:val="18"/>
-                <w:szCs w:val="18"/>
-              </w:rPr>
-              <w:t xml:space="preserve">Grid shows that week’s data. If locked, all cells are read-only.</w:t>
-            </w:r>
+            <w:del w:id="9109" w:author="Claude" w:date="2026-05-30T00:00:00Z">
+              <w:r>
+                <w:rPr>
+                  <w:rFonts w:ascii="Arial" w:cs="Arial" w:eastAsia="Arial" w:hAnsi="Arial"/>
+                  <w:sz w:val="18"/>
+                  <w:szCs w:val="18"/>
+                </w:rPr>
+                <w:delText xml:space="preserve">Grid shows that week’s data. If locked, all cells are read-only.</w:delText>
+              </w:r>
+            </w:del>
+            <w:ins w:id="9110" w:author="Claude" w:date="2026-05-30T00:00:00Z">
+              <w:r>
+                <w:rPr>
+                  <w:rFonts w:ascii="Arial" w:cs="Arial" w:eastAsia="Arial" w:hAnsi="Arial"/>
+                  <w:sz w:val="18"/>
+                  <w:szCs w:val="18"/>
+                </w:rPr>
+                <w:t xml:space="preserve">That week’s column scrolls into view. If the week is locked, all its cells are read-only.</w:t>
+              </w:r>
+            </w:ins>
           </w:p>
         </w:tc>
       </w:tr>
@@ -5076,14 +5136,26 @@
             </w:tcMar>
           </w:tcPr>
           <w:p>
-            <w:r>
-              <w:rPr>
-                <w:rFonts w:ascii="Arial" w:cs="Arial" w:eastAsia="Arial" w:hAnsi="Arial"/>
-                <w:sz w:val="18"/>
-                <w:szCs w:val="18"/>
-              </w:rPr>
-              <w:t xml:space="preserve">IC navigates to a future week.</w:t>
-            </w:r>
+            <w:del w:id="9111" w:author="Claude" w:date="2026-05-30T00:00:00Z">
+              <w:r>
+                <w:rPr>
+                  <w:rFonts w:ascii="Arial" w:cs="Arial" w:eastAsia="Arial" w:hAnsi="Arial"/>
+                  <w:sz w:val="18"/>
+                  <w:szCs w:val="18"/>
+                </w:rPr>
+                <w:delText xml:space="preserve">IC navigates to a future week.</w:delText>
+              </w:r>
+            </w:del>
+            <w:ins w:id="9112" w:author="Claude" w:date="2026-05-30T00:00:00Z">
+              <w:r>
+                <w:rPr>
+                  <w:rFonts w:ascii="Arial" w:cs="Arial" w:eastAsia="Arial" w:hAnsi="Arial"/>
+                  <w:sz w:val="18"/>
+                  <w:szCs w:val="18"/>
+                </w:rPr>
+                <w:t xml:space="preserve">IC scrolls horizontally to a later week.</w:t>
+              </w:r>
+            </w:ins>
           </w:p>
         </w:tc>
         <w:tc>
@@ -5104,14 +5176,26 @@
             </w:tcMar>
           </w:tcPr>
           <w:p>
-            <w:r>
-              <w:rPr>
-                <w:rFonts w:ascii="Arial" w:cs="Arial" w:eastAsia="Arial" w:hAnsi="Arial"/>
-                <w:sz w:val="18"/>
-                <w:szCs w:val="18"/>
-              </w:rPr>
-              <w:t xml:space="preserve">Cells disabled. Can navigate back. Today button appears.</w:t>
-            </w:r>
+            <w:del w:id="9113" w:author="Claude" w:date="2026-05-30T00:00:00Z">
+              <w:r>
+                <w:rPr>
+                  <w:rFonts w:ascii="Arial" w:cs="Arial" w:eastAsia="Arial" w:hAnsi="Arial"/>
+                  <w:sz w:val="18"/>
+                  <w:szCs w:val="18"/>
+                </w:rPr>
+                <w:delText xml:space="preserve">Cells disabled. Can navigate back. Today button appears.</w:delText>
+              </w:r>
+            </w:del>
+            <w:ins w:id="9114" w:author="Claude" w:date="2026-05-30T00:00:00Z">
+              <w:r>
+                <w:rPr>
+                  <w:rFonts w:ascii="Arial" w:cs="Arial" w:eastAsia="Arial" w:hAnsi="Arial"/>
+                  <w:sz w:val="18"/>
+                  <w:szCs w:val="18"/>
+                </w:rPr>
+                <w:t xml:space="preserve">All unlocked weeks remain editable. The resource-name column stays pinned while the week columns scroll.</w:t>
+              </w:r>
+            </w:ins>
           </w:p>
         </w:tc>
       </w:tr>
@@ -5187,14 +5271,26 @@
             </w:tcMar>
           </w:tcPr>
           <w:p>
-            <w:r>
-              <w:rPr>
-                <w:rFonts w:ascii="Arial" w:cs="Arial" w:eastAsia="Arial" w:hAnsi="Arial"/>
-                <w:sz w:val="18"/>
-                <w:szCs w:val="18"/>
-              </w:rPr>
-              <w:t xml:space="preserve">IC clicks Today button after navigating away.</w:t>
-            </w:r>
+            <w:del w:id="9115" w:author="Claude" w:date="2026-05-30T00:00:00Z">
+              <w:r>
+                <w:rPr>
+                  <w:rFonts w:ascii="Arial" w:cs="Arial" w:eastAsia="Arial" w:hAnsi="Arial"/>
+                  <w:sz w:val="18"/>
+                  <w:szCs w:val="18"/>
+                </w:rPr>
+                <w:delText xml:space="preserve">IC clicks Today button after navigating away.</w:delText>
+              </w:r>
+            </w:del>
+            <w:ins w:id="9116" w:author="Claude" w:date="2026-05-30T00:00:00Z">
+              <w:r>
+                <w:rPr>
+                  <w:rFonts w:ascii="Arial" w:cs="Arial" w:eastAsia="Arial" w:hAnsi="Arial"/>
+                  <w:sz w:val="18"/>
+                  <w:szCs w:val="18"/>
+                </w:rPr>
+                <w:t xml:space="preserve">IC edits cells across several weeks, then clicks Save timesheet.</w:t>
+              </w:r>
+            </w:ins>
           </w:p>
         </w:tc>
         <w:tc>
@@ -5214,14 +5310,26 @@
             </w:tcMar>
           </w:tcPr>
           <w:p>
-            <w:r>
-              <w:rPr>
-                <w:rFonts w:ascii="Arial" w:cs="Arial" w:eastAsia="Arial" w:hAnsi="Arial"/>
-                <w:sz w:val="18"/>
-                <w:szCs w:val="18"/>
-              </w:rPr>
-              <w:t xml:space="preserve">Returns to the current week. Today button disappears (already on current week).</w:t>
-            </w:r>
+            <w:del w:id="9117" w:author="Claude" w:date="2026-05-30T00:00:00Z">
+              <w:r>
+                <w:rPr>
+                  <w:rFonts w:ascii="Arial" w:cs="Arial" w:eastAsia="Arial" w:hAnsi="Arial"/>
+                  <w:sz w:val="18"/>
+                  <w:szCs w:val="18"/>
+                </w:rPr>
+                <w:delText xml:space="preserve">Returns to the current week. Today button disappears (already on current week).</w:delText>
+              </w:r>
+            </w:del>
+            <w:ins w:id="9118" w:author="Claude" w:date="2026-05-30T00:00:00Z">
+              <w:r>
+                <w:rPr>
+                  <w:rFonts w:ascii="Arial" w:cs="Arial" w:eastAsia="Arial" w:hAnsi="Arial"/>
+                  <w:sz w:val="18"/>
+                  <w:szCs w:val="18"/>
+                </w:rPr>
+                <w:t xml:space="preserve">Pending edits across all weeks batch together and persist on Save; a confirmation toast appears.</w:t>
+              </w:r>
+            </w:ins>
           </w:p>
         </w:tc>
       </w:tr>
@@ -5411,14 +5519,26 @@
             </w:tcMar>
           </w:tcPr>
           <w:p>
-            <w:r>
-              <w:rPr>
-                <w:rFonts w:ascii="Arial" w:cs="Arial" w:eastAsia="Arial" w:hAnsi="Arial"/>
-                <w:sz w:val="18"/>
-                <w:szCs w:val="18"/>
-              </w:rPr>
-              <w:t xml:space="preserve">Today’s column.</w:t>
-            </w:r>
+            <w:del w:id="9119" w:author="Claude" w:date="2026-05-30T00:00:00Z">
+              <w:r>
+                <w:rPr>
+                  <w:rFonts w:ascii="Arial" w:cs="Arial" w:eastAsia="Arial" w:hAnsi="Arial"/>
+                  <w:sz w:val="18"/>
+                  <w:szCs w:val="18"/>
+                </w:rPr>
+                <w:delText xml:space="preserve">Today’s column.</w:delText>
+              </w:r>
+            </w:del>
+            <w:ins w:id="9120" w:author="Claude" w:date="2026-05-30T00:00:00Z">
+              <w:r>
+                <w:rPr>
+                  <w:rFonts w:ascii="Arial" w:cs="Arial" w:eastAsia="Arial" w:hAnsi="Arial"/>
+                  <w:sz w:val="18"/>
+                  <w:szCs w:val="18"/>
+                </w:rPr>
+                <w:t xml:space="preserve">Locked vs unlocked week columns.</w:t>
+              </w:r>
+            </w:ins>
           </w:p>
         </w:tc>
         <w:tc>
@@ -5438,14 +5558,26 @@
             </w:tcMar>
           </w:tcPr>
           <w:p>
-            <w:r>
-              <w:rPr>
-                <w:rFonts w:ascii="Arial" w:cs="Arial" w:eastAsia="Arial" w:hAnsi="Arial"/>
-                <w:sz w:val="18"/>
-                <w:szCs w:val="18"/>
-              </w:rPr>
-              <w:t xml:space="preserve">Subtly highlighted with a different background colour.</w:t>
-            </w:r>
+            <w:del w:id="9121" w:author="Claude" w:date="2026-05-30T00:00:00Z">
+              <w:r>
+                <w:rPr>
+                  <w:rFonts w:ascii="Arial" w:cs="Arial" w:eastAsia="Arial" w:hAnsi="Arial"/>
+                  <w:sz w:val="18"/>
+                  <w:szCs w:val="18"/>
+                </w:rPr>
+                <w:delText xml:space="preserve">Subtly highlighted with a different background colour.</w:delText>
+              </w:r>
+            </w:del>
+            <w:ins w:id="9122" w:author="Claude" w:date="2026-05-30T00:00:00Z">
+              <w:r>
+                <w:rPr>
+                  <w:rFonts w:ascii="Arial" w:cs="Arial" w:eastAsia="Arial" w:hAnsi="Arial"/>
+                  <w:sz w:val="18"/>
+                  <w:szCs w:val="18"/>
+                </w:rPr>
+                <w:t xml:space="preserve">Locked week columns show a padlock ribbon and a muted background; unlocked columns are editable and visually distinct.</w:t>
+              </w:r>
+            </w:ins>
           </w:p>
         </w:tc>
       </w:tr>
@@ -24689,14 +24821,26 @@
             </w:tcMar>
           </w:tcPr>
           <w:p>
-            <w:r>
-              <w:rPr>
-                <w:rFonts w:ascii="Arial" w:cs="Arial" w:eastAsia="Arial" w:hAnsi="Arial"/>
-                <w:sz w:val="18"/>
-                <w:szCs w:val="18"/>
-              </w:rPr>
-              <w:t xml:space="preserve">Today button position.</w:t>
-            </w:r>
+            <w:del w:id="9123" w:author="Claude" w:date="2026-05-30T00:00:00Z">
+              <w:r>
+                <w:rPr>
+                  <w:rFonts w:ascii="Arial" w:cs="Arial" w:eastAsia="Arial" w:hAnsi="Arial"/>
+                  <w:sz w:val="18"/>
+                  <w:szCs w:val="18"/>
+                </w:rPr>
+                <w:delText xml:space="preserve">Today button position.</w:delText>
+              </w:r>
+            </w:del>
+            <w:ins w:id="9124" w:author="Claude" w:date="2026-05-30T00:00:00Z">
+              <w:r>
+                <w:rPr>
+                  <w:rFonts w:ascii="Arial" w:cs="Arial" w:eastAsia="Arial" w:hAnsi="Arial"/>
+                  <w:sz w:val="18"/>
+                  <w:szCs w:val="18"/>
+                </w:rPr>
+                <w:t xml:space="preserve">Resource-name column pinning.</w:t>
+              </w:r>
+            </w:ins>
           </w:p>
         </w:tc>
         <w:tc>
@@ -24717,14 +24861,26 @@
             </w:tcMar>
           </w:tcPr>
           <w:p>
-            <w:r>
-              <w:rPr>
-                <w:rFonts w:ascii="Arial" w:cs="Arial" w:eastAsia="Arial" w:hAnsi="Arial"/>
-                <w:sz w:val="18"/>
-                <w:szCs w:val="18"/>
-              </w:rPr>
-              <w:t xml:space="preserve">Always to the left of the week arrows. Fixed width so arrows never shift.</w:t>
-            </w:r>
+            <w:del w:id="9125" w:author="Claude" w:date="2026-05-30T00:00:00Z">
+              <w:r>
+                <w:rPr>
+                  <w:rFonts w:ascii="Arial" w:cs="Arial" w:eastAsia="Arial" w:hAnsi="Arial"/>
+                  <w:sz w:val="18"/>
+                  <w:szCs w:val="18"/>
+                </w:rPr>
+                <w:delText xml:space="preserve">Always to the left of the week arrows. Fixed width so arrows never shift.</w:delText>
+              </w:r>
+            </w:del>
+            <w:ins w:id="9126" w:author="Claude" w:date="2026-05-30T00:00:00Z">
+              <w:r>
+                <w:rPr>
+                  <w:rFonts w:ascii="Arial" w:cs="Arial" w:eastAsia="Arial" w:hAnsi="Arial"/>
+                  <w:sz w:val="18"/>
+                  <w:szCs w:val="18"/>
+                </w:rPr>
+                <w:t xml:space="preserve">The resource-name column stays pinned (sticky) on the left while week columns scroll horizontally; no layout shift.</w:t>
+              </w:r>
+            </w:ins>
           </w:p>
         </w:tc>
       </w:tr>
